--- a/rapports/16_02_2026/BLONDIN/coh_EQ29_sup_052101000061.docx
+++ b/rapports/16_02_2026/BLONDIN/coh_EQ29_sup_052101000061.docx
@@ -25,7 +25,7 @@
         <w:br/>
         <w:t>Grappe: 052101000061</w:t>
         <w:br/>
-        <w:t>Date: 16/02/2026 a 12:40</w:t>
+        <w:t>Date: 16/02/2026 a 12:58</w:t>
       </w:r>
     </w:p>
     <w:p/>

--- a/rapports/16_02_2026/BLONDIN/coh_EQ29_sup_052101000061.docx
+++ b/rapports/16_02_2026/BLONDIN/coh_EQ29_sup_052101000061.docx
@@ -25,7 +25,7 @@
         <w:br/>
         <w:t>Grappe: 052101000061</w:t>
         <w:br/>
-        <w:t>Date: 16/02/2026 a 12:58</w:t>
+        <w:t>Date: 16/02/2026 a 13:05</w:t>
       </w:r>
     </w:p>
     <w:p/>
@@ -199,6 +199,38 @@
           </w:tcPr>
           <w:p>
             <w:r>
+              <w:t>Section0</w:t>
+            </w:r>
+          </w:p>
+        </w:tc>
+        <w:tc>
+          <w:tcPr>
+            <w:tcW w:type="dxa" w:w="3324"/>
+          </w:tcPr>
+          <w:p>
+            <w:r>
+              <w:t>Identification et renseignements de controle</w:t>
+            </w:r>
+          </w:p>
+        </w:tc>
+        <w:tc>
+          <w:tcPr>
+            <w:tcW w:type="dxa" w:w="3324"/>
+          </w:tcPr>
+          <w:p>
+            <w:r>
+              <w:t>12</w:t>
+            </w:r>
+          </w:p>
+        </w:tc>
+      </w:tr>
+      <w:tr>
+        <w:tc>
+          <w:tcPr>
+            <w:tcW w:type="dxa" w:w="3324"/>
+          </w:tcPr>
+          <w:p>
+            <w:r>
               <w:t>Section1</w:t>
             </w:r>
           </w:p>
@@ -327,38 +359,6 @@
           </w:tcPr>
           <w:p>
             <w:r>
-              <w:t>Section0</w:t>
-            </w:r>
-          </w:p>
-        </w:tc>
-        <w:tc>
-          <w:tcPr>
-            <w:tcW w:type="dxa" w:w="3324"/>
-          </w:tcPr>
-          <w:p>
-            <w:r>
-              <w:t>Identification et renseignements de controle</w:t>
-            </w:r>
-          </w:p>
-        </w:tc>
-        <w:tc>
-          <w:tcPr>
-            <w:tcW w:type="dxa" w:w="3324"/>
-          </w:tcPr>
-          <w:p>
-            <w:r>
-              <w:t>11</w:t>
-            </w:r>
-          </w:p>
-        </w:tc>
-      </w:tr>
-      <w:tr>
-        <w:tc>
-          <w:tcPr>
-            <w:tcW w:type="dxa" w:w="3324"/>
-          </w:tcPr>
-          <w:p>
-            <w:r>
               <w:t>Section10b</w:t>
             </w:r>
           </w:p>
@@ -423,38 +423,6 @@
           </w:tcPr>
           <w:p>
             <w:r>
-              <w:t>Section12</w:t>
-            </w:r>
-          </w:p>
-        </w:tc>
-        <w:tc>
-          <w:tcPr>
-            <w:tcW w:type="dxa" w:w="3324"/>
-          </w:tcPr>
-          <w:p>
-            <w:r>
-              <w:t>Actifs du menage</w:t>
-            </w:r>
-          </w:p>
-        </w:tc>
-        <w:tc>
-          <w:tcPr>
-            <w:tcW w:type="dxa" w:w="3324"/>
-          </w:tcPr>
-          <w:p>
-            <w:r>
-              <w:t>10</w:t>
-            </w:r>
-          </w:p>
-        </w:tc>
-      </w:tr>
-      <w:tr>
-        <w:tc>
-          <w:tcPr>
-            <w:tcW w:type="dxa" w:w="3324"/>
-          </w:tcPr>
-          <w:p>
-            <w:r>
               <w:t>Section4b</w:t>
             </w:r>
           </w:p>
@@ -476,6 +444,38 @@
           <w:p>
             <w:r>
               <w:t>9</w:t>
+            </w:r>
+          </w:p>
+        </w:tc>
+      </w:tr>
+      <w:tr>
+        <w:tc>
+          <w:tcPr>
+            <w:tcW w:type="dxa" w:w="3324"/>
+          </w:tcPr>
+          <w:p>
+            <w:r>
+              <w:t>Section12</w:t>
+            </w:r>
+          </w:p>
+        </w:tc>
+        <w:tc>
+          <w:tcPr>
+            <w:tcW w:type="dxa" w:w="3324"/>
+          </w:tcPr>
+          <w:p>
+            <w:r>
+              <w:t>Actifs du menage</w:t>
+            </w:r>
+          </w:p>
+        </w:tc>
+        <w:tc>
+          <w:tcPr>
+            <w:tcW w:type="dxa" w:w="3324"/>
+          </w:tcPr>
+          <w:p>
+            <w:r>
+              <w:t>7</w:t>
             </w:r>
           </w:p>
         </w:tc>
@@ -871,15 +871,15 @@
         <w:rPr>
           <w:sz w:val="20"/>
         </w:rPr>
-        <w:t xml:space="preserve">- L'ethni de Modou Camara est kognadji, prière de bien classer cet ethni qui existe soit dans la liste des ethni ou n'éxiste pas comme ethni. Attention ! Le montant (1500 Fcfa) dépensé ou reçu en cadeau pour les cartes prépayées, les transferts de crédit et les abonnements de  Modou Camara est relativement faible par rapport aux autres montants depansés observés dans cette zone. Prière de corriger ou de confirmer avec le QG. </w:t>
+        <w:t xml:space="preserve">- L'ethni de Modou Camara est kognadji, prière de bien classer cet ethni qui existe soit dans la liste des ethni ou n'éxiste pas comme ethni. </w:t>
         <w:br/>
         <w:t xml:space="preserve">- L'ethni de Moussa Mane est konadji, prière de bien classer cet ethni qui existe soit dans la liste des ethni ou n'éxiste pas comme ethni. </w:t>
         <w:br/>
-        <w:t xml:space="preserve">- L'ethni de Moustapha Mane est kognadji, prière de bien classer cet ethni qui existe soit dans la liste des ethni ou n'éxiste pas comme ethni. Attention ! Le montant (4000 Fcfa) dépensé ou reçu en cadeau pour les cartes prépayées, les transferts de crédit et les abonnements de  Moustapha Mane est relativement élevé par rapport aux autres montants depansés observés dans cette zone. Prière de corriger ou de confirmer avec le QG. </w:t>
+        <w:t xml:space="preserve">- L'ethni de Moustapha Mane est kognadji, prière de bien classer cet ethni qui existe soit dans la liste des ethni ou n'éxiste pas comme ethni. </w:t>
         <w:br/>
-        <w:t xml:space="preserve">- L'ethni de Sira Camara est kognadji, prière de bien classer cet ethni qui existe soit dans la liste des ethni ou n'éxiste pas comme ethni. Attention ! Le montant (1200 Fcfa) dépensé ou reçu en cadeau pour les cartes prépayées, les transferts de crédit et les abonnements de  Sira Camara est relativement faible par rapport aux autres montants depansés observés dans cette zone. Prière de corriger ou de confirmer avec le QG. </w:t>
+        <w:t xml:space="preserve">- L'ethni de Sira Camara est kognadji, prière de bien classer cet ethni qui existe soit dans la liste des ethni ou n'éxiste pas comme ethni. </w:t>
         <w:br/>
-        <w:t xml:space="preserve">- Les informations sur l'acte de naissance (ni Jours, ni mois et ni années) de  Gora Thiaw  manquent, s'il vous plait pouvez-vous fournir d'effort pour avoir ces informations. Incohérence!! Le nombre d'année (9999) que Gora Thiaw a vécu dans la localité est superieur à son âge (19) ou ne sait pas. Prière de corriger.Attention ! Le montant (1000 Fcfa) dépensé ou reçu en cadeau pour les cartes prépayées, les transferts de crédit et les abonnements de  Gora Thiaw est relativement faible par rapport aux autres montants depansés observés dans cette zone. Prière de corriger ou de confirmer avec le QG. </w:t>
+        <w:t>- Les informations sur l'acte de naissance (ni Jours, ni mois et ni années) de  Gora Thiaw  manquent, s'il vous plait pouvez-vous fournir d'effort pour avoir ces informations. Incohérence!! Le nombre d'année (9999) que Gora Thiaw a vécu dans la localité est superieur à son âge (19) ou ne sait pas. Prière de corriger.</w:t>
         <w:br/>
         <w:t xml:space="preserve">- Les informations sur l'acte de naissance (ni Jours, ni mois et ni années) de  Ndioba Mane  manquent, s'il vous plait pouvez-vous fournir d'effort pour avoir ces informations. L'ethni de Ndioba Mane est kognadji, prière de bien classer cet ethni qui existe soit dans la liste des ethni ou n'éxiste pas comme ethni. </w:t>
         <w:br/>
@@ -1000,7 +1000,7 @@
         <w:rPr>
           <w:sz w:val="20"/>
         </w:rPr>
-        <w:t>- Attention ! Le prix unitaire d'achat (50 Fcfa) de Sel en Sachets (Moyen) est relativement faible par rapport aux autres prix observés dans cette zone. Prière de corriger ou de confirmer avec le QG. Avertissement!!! Le ménage a consommé 11 Pièce Petit de Capitaine frais, cette quantité semble anormale pour une consommation des 7 derniers jours.Prière de corriger ou de confirmer avec le QG. Avertissement!!! Le ménage a consommé 7 Paquet Moyen de Thé en sachet, cette quantité semble anormale pour une consommation des 7 derniers jours.Prière de corriger ou de confirmer avec le QG. Avertissement!! le prix unitaire (100 Fcfa) de Thé en sachet (unité: Paquet) de taille Moyen est très faible ou élevé. Prière de corriger ou de confirmer avec le QG. Incohérence!! Dans ce ménage, chaque individus consomme par jour 29.53041 Kg  de cereale; Prière de revoir les quantités prises de ces produits.</w:t>
+        <w:t>- Attention ! Soupçons de quantité anormale! Le ménage de MOUSSA MANE avec une taille de 7 personnes a consommé 7 Pièce en Petit de Aubergine sauvage  qui est relativement élevé comme consommation par rapport à la condition de vie des autres ménages de même taille dans cette zone. Prière de corriger ou de confirmer avec le QG. Avertissement!!! Le ménage a consommé 11 Pièce Petit de Capitaine frais, cette quantité semble anormale pour une consommation des 7 derniers jours.Prière de corriger ou de confirmer avec le QG. Attention ! Le prix unitaire d'achat (50 Fcfa) de Capitaine frais en Pièce (Petit) est relativement faible par rapport aux autres prix observés dans cette zone. Prière de corriger ou de confirmer avec le QG. Avertissement!!! Le ménage a consommé 7 Paquet Moyen de Thé en sachet, cette quantité semble anormale pour une consommation des 7 derniers jours.Prière de corriger ou de confirmer avec le QG. Avertissement!! le prix unitaire (100 Fcfa) de Thé en sachet (unité: Paquet) de taille Moyen est très faible ou élevé. Prière de corriger ou de confirmer avec le QG. Incohérence!! Dans ce ménage, chaque individus consomme par jour 55.45633 Kg  de cereale; Prière de revoir les quantités prises de ces produits.</w:t>
       </w:r>
     </w:p>
     <w:p>
@@ -1087,27 +1087,6 @@
           <w:sz w:val="20"/>
         </w:rPr>
         <w:t>- Avertissement! la valeur de l'achat (650 Fcfa) d'un Poules / poulets est trop petite ou élevée. Veuillez confirmer ces informations avec le QG ou apporter les corrections nécessaires.</w:t>
-      </w:r>
-    </w:p>
-    <w:p>
-      <w:r>
-        <w:rPr>
-          <w:b/>
-          <w:color w:val="4672C4"/>
-          <w:sz w:val="22"/>
-        </w:rPr>
-        <w:t>&gt;&gt; Section19 - Equipements agricoles</w:t>
-      </w:r>
-    </w:p>
-    <w:p>
-      <w:pPr>
-        <w:ind w:left="283"/>
-      </w:pPr>
-      <w:r>
-        <w:rPr>
-          <w:sz w:val="20"/>
-        </w:rPr>
-        <w:t>- Attention ! Machette a été revendu à 2000 Fcfa qui est relativement élevé par rapport aux autres prix de revente observés dans cette zone. Prière de corriger ou de confirmer avec le QG.</w:t>
       </w:r>
     </w:p>
     <w:p>
@@ -1464,9 +1443,7 @@
         <w:rPr>
           <w:sz w:val="20"/>
         </w:rPr>
-        <w:t xml:space="preserve">- Attention ! Le montant (1500 Fcfa) dépensé ou reçu en cadeau pour les cartes prépayées, les transferts de crédit et les abonnements de  Abdoulaye Lam est relativement faible par rapport aux autres montants depansés observés dans cette zone. Prière de corriger ou de confirmer avec le QG. </w:t>
-        <w:br/>
-        <w:t xml:space="preserve">- Incoherence! Halimatou Kante dispose d'un téléphone portable à s01q39, donc la raison évoquée ne peut pas être (ne dispose pas d'appareil). Attention ! Le montant (1500 Fcfa) dépensé ou reçu en cadeau pour les cartes prépayées, les transferts de crédit et les abonnements de  Halimatou Kante est relativement faible par rapport aux autres montants depansés observés dans cette zone. Prière de corriger ou de confirmer avec le QG. </w:t>
+        <w:t xml:space="preserve">- Incoherence! Halimatou Kante dispose d'un téléphone portable à s01q39, donc la raison évoquée ne peut pas être (ne dispose pas d'appareil). </w:t>
         <w:br/>
         <w:t>- Incoherence! Kadidia Kante dispose d'un téléphone portable à s01q39, donc la raison évoquée ne peut pas être (ne dispose pas d'appareil). Incohérence!! Le nombre d'année (9999) que Kadidia Kante a vécu dans la localité est superieur à son âge (44) ou ne sait pas. Prière de corriger.</w:t>
         <w:br/>
@@ -1486,7 +1463,7 @@
         <w:br/>
         <w:t xml:space="preserve">- Les informations sur l'acte de naissance (ni Jours, ni mois et ni années) de  Oumou Lam  manquent, s'il vous plait pouvez-vous fournir d'effort pour avoir ces informations. Le mois de l'enfant ( Oumou Lam ) n'est pas connu mais vous avez declaré en s01q04a le nombre de mois, prière de changer NSP au niveau de s01q03b. </w:t>
         <w:br/>
-        <w:t>- Les informations sur l'acte de naissance (ni Jours, ni mois et ni années) de  khaby Lam  manquent, s'il vous plait pouvez-vous fournir d'effort pour avoir ces informations. Attention ! Le montant (1000 Fcfa) dépensé ou reçu en cadeau pour les cartes prépayées, les transferts de crédit et les abonnements de  khaby Lam est relativement faible par rapport aux autres montants depansés observés dans cette zone. Prière de corriger ou de confirmer avec le QG.</w:t>
+        <w:t>- Les informations sur l'acte de naissance (ni Jours, ni mois et ni années) de  khaby Lam  manquent, s'il vous plait pouvez-vous fournir d'effort pour avoir ces informations.</w:t>
       </w:r>
     </w:p>
     <w:p>
@@ -1600,7 +1577,7 @@
         <w:rPr>
           <w:sz w:val="20"/>
         </w:rPr>
-        <w:t>- Avertissement!!! Le ménage a consommé 14 Paquet Moyen de Thé en sachet, cette quantité semble anormale pour une consommation des 7 derniers jours.Prière de corriger ou de confirmer avec le QG. Avertissement!! le prix unitaire (100 Fcfa) de Thé en sachet (unité: Paquet) de taille Moyen est très faible ou élevé. Prière de corriger ou de confirmer avec le QG. Avertissement!!!Le ménage a consommé 56 miche de Moyen de Pain traditionnel (Baguette)  ce qui semble incoherent pour une consommation aucours des 7 derniers jours, prière de verifier et corriger. Incohérence!! Dans ce ménage, chaque individus consomme par jour 18.162 Kg  de cereale; Prière de revoir les quantités prises de ces produits. Incohérence!! Dans ce ménage, chaque individus consomme par jour 18.162 Kg  de cereale; Prière de revoir les quantités prises de ces produits. Le ménage a consommé 1 Sac (50 Kg) taille unique de Riz importé parfumé, cette quantité semble anormale pour une consommation des 7 derniers jours. prière de verifier et corriger ou confirmer avec le QG.</w:t>
+        <w:t>- Avertissement!!! Le ménage a consommé 14 Paquet Moyen de Thé en sachet, cette quantité semble anormale pour une consommation des 7 derniers jours.Prière de corriger ou de confirmer avec le QG. Avertissement!! le prix unitaire (100 Fcfa) de Thé en sachet (unité: Paquet) de taille Moyen est très faible ou élevé. Prière de corriger ou de confirmer avec le QG. Avertissement!!!Le ménage a consommé 56 miche de Moyen de Pain traditionnel (Baguette)  ce qui semble incoherent pour une consommation aucours des 7 derniers jours, prière de verifier et corriger. Incohérence!! Dans ce ménage, chaque individus consomme par jour 29.31676 Kg  de cereale; Prière de revoir les quantités prises de ces produits. Incohérence!! Dans ce ménage, chaque individus consomme par jour 29.31676 Kg  de cereale; Prière de revoir les quantités prises de ces produits. Le ménage a consommé 1 Sac (50 Kg) taille unique de Riz importé parfumé, cette quantité semble anormale pour une consommation des 7 derniers jours. prière de verifier et corriger ou confirmer avec le QG.</w:t>
       </w:r>
     </w:p>
     <w:p>
@@ -1645,29 +1622,6 @@
         <w:t xml:space="preserve">- L'entreprise conducteur de moto taxi existe dit n'avoir pas fait la revente de marchandises achetées et revendues en état, aussi le montant obtenus sur la vente de produits transformés par l'entreprise  n'a reçu aucune somme sur les reventes (s10q46=0 &amp; s10q48=0 &amp; s10q50=0); alors s'agit-il de quelle entreprise ? </w:t>
         <w:br/>
         <w:t>- L'entreprise frabrication de meubles existe dit n'avoir pas fait la revente de marchandises achetées et revendues en état, aussi le montant obtenus sur la vente de produits transformés par l'entreprise  n'a reçu aucune somme sur les reventes (s10q46=0 &amp; s10q48=0 &amp; s10q50=0); alors s'agit-il de quelle entreprise ?</w:t>
-      </w:r>
-    </w:p>
-    <w:p>
-      <w:r>
-        <w:rPr>
-          <w:b/>
-          <w:color w:val="4672C4"/>
-          <w:sz w:val="22"/>
-        </w:rPr>
-        <w:t>&gt;&gt; Section12 - Actifs du menage</w:t>
-      </w:r>
-    </w:p>
-    <w:p>
-      <w:pPr>
-        <w:ind w:left="283"/>
-      </w:pPr>
-      <w:r>
-        <w:rPr>
-          <w:sz w:val="20"/>
-        </w:rPr>
-        <w:t xml:space="preserve">- Attention ! Lit a été revendu à 290000 Fcfa qui est relativement élevé par rapport aux autres prix de revente observés dans cette zone. Prière de corriger ou de confirmer avec le QG. </w:t>
-        <w:br/>
-        <w:t>- Attention ! Téléphone portable a été revendu à 100000 Fcfa qui est relativement élevé par rapport aux autres prix de revente observés dans cette zone. Prière de corriger ou de confirmer avec le QG.</w:t>
       </w:r>
     </w:p>
     <w:p>
@@ -2097,8 +2051,6 @@
         </w:rPr>
         <w:t xml:space="preserve">- Avertissement! Veuillez renseigner par oui ou non toutes les modalités de la question s01q47. </w:t>
         <w:br/>
-        <w:t xml:space="preserve">- Attention ! Le montant (1100 Fcfa) dépensé ou reçu en cadeau pour les cartes prépayées, les transferts de crédit et les abonnements de  Abdoul Gadiry Diallo est relativement faible par rapport aux autres montants depansés observés dans cette zone. Prière de corriger ou de confirmer avec le QG. </w:t>
-        <w:br/>
         <w:t xml:space="preserve">- Incoherence! Khadijatou Bâ dispose d'un téléphone portable à s01q39, donc la raison évoquée ne peut pas être (ne dispose pas d'appareil). </w:t>
         <w:br/>
         <w:t xml:space="preserve">- Les informations sur l'acte de naissance (ni Jours, ni mois et ni années) de  Adama Woury Diallo  manquent, s'il vous plait pouvez-vous fournir d'effort pour avoir ces informations. </w:t>
@@ -2277,7 +2229,7 @@
         <w:rPr>
           <w:sz w:val="20"/>
         </w:rPr>
-        <w:t>- Avertissement!!! Le ménage a consommé 10 Paquet Moyen de Thé en sachet, cette quantité semble anormale pour une consommation des 7 derniers jours.Prière de corriger ou de confirmer avec le QG. Avertissement!! le prix unitaire (100 Fcfa) de Thé en sachet (unité: Paquet) de taille Moyen est très faible ou élevé. Prière de corriger ou de confirmer avec le QG. Avertissement!!!Le ménage a consommé 49 miche de Moyen de Pain traditionnel (Baguette)  ce qui semble incoherent pour une consommation aucours des 7 derniers jours, prière de verifier et corriger. Incohérence!! Dans ce ménage, chaque individus consomme par jour 5.34051 Kg  de cereale; Prière de revoir les quantités prises de ces produits. Le ménage a consommé 1 Sac (50 Kg) taille unique de Riz importé parfumé, cette quantité semble anormale pour une consommation des 7 derniers jours. prière de verifier et corriger ou confirmer avec le QG.</w:t>
+        <w:t>- Avertissement!!! Le ménage a consommé 10 Paquet Moyen de Thé en sachet, cette quantité semble anormale pour une consommation des 7 derniers jours.Prière de corriger ou de confirmer avec le QG. Avertissement!! le prix unitaire (100 Fcfa) de Thé en sachet (unité: Paquet) de taille Moyen est très faible ou élevé. Prière de corriger ou de confirmer avec le QG. Avertissement!!!Le ménage a consommé 49 miche de Moyen de Pain traditionnel (Baguette)  ce qui semble incoherent pour une consommation aucours des 7 derniers jours, prière de verifier et corriger. Incohérence!! Dans ce ménage, chaque individus consomme par jour 10.86092 Kg  de cereale; Prière de revoir les quantités prises de ces produits. Le ménage a consommé 1 Sac (50 Kg) taille unique de Riz importé parfumé, cette quantité semble anormale pour une consommation des 7 derniers jours. prière de verifier et corriger ou confirmer avec le QG.</w:t>
       </w:r>
     </w:p>
     <w:p>
@@ -2684,8 +2636,6 @@
         <w:br/>
         <w:t xml:space="preserve">-  Avertissement!!!  Mariama kande  possède un téléphone android mais dit n'avoir pas accès à l'internet, prière de confirmer cette information avec le QG ou la corriger. Incoherence! Mariama kande dispose d'un téléphone portable à s01q39, donc la raison évoquée ne peut pas être (ne dispose pas d'appareil). </w:t>
         <w:br/>
-        <w:t xml:space="preserve">- Attention ! Le montant (1500 Fcfa) dépensé ou reçu en cadeau pour les cartes prépayées, les transferts de crédit et les abonnements de  Fatoumata Kebe est relativement faible par rapport aux autres montants depansés observés dans cette zone. Prière de corriger ou de confirmer avec le QG. </w:t>
-        <w:br/>
         <w:t xml:space="preserve">- Les informations sur l'acte de naissance (ni Jours, ni mois et ni années) de  Abdoulaye Kebe  manquent, s'il vous plait pouvez-vous fournir d'effort pour avoir ces informations. Le mois de l'enfant ( Abdoulaye Kebe ) n'est pas connu mais vous avez declaré en s01q04a le nombre de mois, prière de changer NSP au niveau de s01q03b. </w:t>
         <w:br/>
         <w:t xml:space="preserve">- Les informations sur l'acte de naissance (ni Jours, ni mois et ni années) de  Aliou Kebe  manquent, s'il vous plait pouvez-vous fournir d'effort pour avoir ces informations. </w:t>
@@ -2784,7 +2734,7 @@
         <w:rPr>
           <w:sz w:val="20"/>
         </w:rPr>
-        <w:t>- Attention ! Le prix unitaire d'achat (400 Fcfa) de Beurre en Morceau (Portion) (Petit) est relativement élevé par rapport aux autres prix observés dans cette zone. Prière de corriger ou de confirmer avec le QG. Avertissement!!! Le ménage a consommé 14 Paquet Petit de Thé en sachet, cette quantité semble anormale pour une consommation des 7 derniers jours.Prière de corriger ou de confirmer avec le QG. Avertissement!! le prix unitaire (100 Fcfa) de Thé en sachet (unité: Paquet) de taille Petit est très faible ou élevé. Prière de corriger ou de confirmer avec le QG. Incohérence!! Dans ce ménage, chaque individus consomme par jour 37.70833 Kg  de cereale; Prière de revoir les quantités prises de ces produits.</w:t>
+        <w:t>- Attention ! Le prix unitaire d'achat (400 Fcfa) de Beurre en Morceau (Portion) (Petit) est relativement élevé par rapport aux autres prix observés dans cette zone. Prière de corriger ou de confirmer avec le QG. Attention ! Soupçons de quantité anormale! Le ménage de FATOUMATA KEBE avec une taille de 6 personnes a consommé 7 Sachets en Petit de Soumbala (moutarde africaine) qui est relativement élevé comme consommation par rapport à la condition de vie des autres ménages de même taille dans cette zone. Prière de corriger ou de confirmer avec le QG. Avertissement!!! Le ménage a consommé 14 Paquet Petit de Thé en sachet, cette quantité semble anormale pour une consommation des 7 derniers jours.Prière de corriger ou de confirmer avec le QG. Avertissement!! le prix unitaire (100 Fcfa) de Thé en sachet (unité: Paquet) de taille Petit est très faible ou élevé. Prière de corriger ou de confirmer avec le QG. Incohérence!! Dans ce ménage, chaque individus consomme par jour 63.81548 Kg  de cereale; Prière de revoir les quantités prises de ces produits.</w:t>
       </w:r>
     </w:p>
     <w:p>
@@ -2806,27 +2756,6 @@
           <w:sz w:val="20"/>
         </w:rPr>
         <w:t>- L'entreprise vente de sucre existe dit n'avoir pas fait la revente de marchandises achetées et revendues en état, aussi le montant obtenus sur la vente de produits transformés par l'entreprise  n'a reçu aucune somme sur les reventes (s10q46=0 &amp; s10q48=0 &amp; s10q50=0); alors s'agit-il de quelle entreprise ?</w:t>
-      </w:r>
-    </w:p>
-    <w:p>
-      <w:r>
-        <w:rPr>
-          <w:b/>
-          <w:color w:val="4672C4"/>
-          <w:sz w:val="22"/>
-        </w:rPr>
-        <w:t>&gt;&gt; Section12 - Actifs du menage</w:t>
-      </w:r>
-    </w:p>
-    <w:p>
-      <w:pPr>
-        <w:ind w:left="283"/>
-      </w:pPr>
-      <w:r>
-        <w:rPr>
-          <w:sz w:val="20"/>
-        </w:rPr>
-        <w:t>- Attention ! Moto/Vélomoteur/Tricycle à moteur a été revendu à 650000 Fcfa qui est relativement élevé par rapport aux autres prix de revente observés dans cette zone. Prière de corriger ou de confirmer avec le QG.</w:t>
       </w:r>
     </w:p>
     <w:p>
@@ -3331,7 +3260,7 @@
         <w:rPr>
           <w:sz w:val="20"/>
         </w:rPr>
-        <w:t>- Attention ! Le prix unitaire d'achat (50 Fcfa) de Patate douce en Pièce (Petit) est relativement faible par rapport aux autres prix observés dans cette zone. Prière de corriger ou de confirmer avec le QG. Attention ! Le prix unitaire d'achat (675.6757 Fcfa) de Sucre en poudre  en Kg (taille unique) est relativement élevé par rapport aux autres prix observés dans cette zone. Prière de corriger ou de confirmer avec le QG. Attention ! Soupçons de quantité anormale! Le ménage de IBRAHIMA KAMARA avec une taille de 8 personnes a consommé 2 Kg en taille unique de Oignon frais qui est relativement élevé comme consommation par rapport à la condition de vie des autres ménages de même taille dans cette zone. Prière de corriger ou de confirmer avec le QG. Avertissement!!! Le ménage a consommé 3 Paquet Petit de Thé en sachet, cette quantité semble anormale pour une consommation des 7 derniers jours.Prière de corriger ou de confirmer avec le QG. Avertissement!! le prix unitaire (100 Fcfa) de Thé en sachet (unité: Paquet) de taille Petit est très faible ou élevé. Prière de corriger ou de confirmer avec le QG. Incohérence!! Dans ce ménage, chaque individus consomme par jour 28.08143 Kg  de cereale; Prière de revoir les quantités prises de ces produits. Incohérence!! Dans ce ménage, chaque individus consomme par jour 28.08143 Kg  de cereale; Prière de revoir les quantités prises de ces produits.</w:t>
+        <w:t>- Attention ! Le prix unitaire d'achat (25 Fcfa) de Vinaigre de vin en Sachets (Petit) est relativement faible par rapport aux autres prix observés dans cette zone. Prière de corriger ou de confirmer avec le QG. Attention ! Le prix unitaire d'achat (675.6757 Fcfa) de Sucre en poudre  en Kg (taille unique) est relativement élevé par rapport aux autres prix observés dans cette zone. Prière de corriger ou de confirmer avec le QG. Avertissement!!! Le ménage a consommé 3 Paquet Petit de Thé en sachet, cette quantité semble anormale pour une consommation des 7 derniers jours.Prière de corriger ou de confirmer avec le QG. Avertissement!! le prix unitaire (100 Fcfa) de Thé en sachet (unité: Paquet) de taille Petit est très faible ou élevé. Prière de corriger ou de confirmer avec le QG. Incohérence!! Dans ce ménage, chaque individus consomme par jour 49.64143 Kg  de cereale; Prière de revoir les quantités prises de ces produits. Incohérence!! Dans ce ménage, chaque individus consomme par jour 49.64143 Kg  de cereale; Prière de revoir les quantités prises de ces produits.</w:t>
       </w:r>
     </w:p>
     <w:p>
@@ -3381,9 +3310,9 @@
         <w:br/>
         <w:t xml:space="preserve">- Le salaire qu'une personne de cette catégorie (10.62) a travaillé(e) dans cette entreprise mecanicien poids lourd est élevé ou faible. Prière de confirmer cette information avec le QG ou de corriger. </w:t>
         <w:br/>
-        <w:t xml:space="preserve">- Veuillez, s'il vous plaît, donner une valeur exacte ou estimée du montant à renseigner different de 9999 dans les champs s1046 à s10q57 pour fabrication de vetement, tailleur. </w:t>
+        <w:t xml:space="preserve">- Veuillez, s'il vous plaît, donner une valeur exacte ou estimée du montant à renseigner different de 9999 dans les champs s1046 à s10q57 pour fabrication de vetement, tailleur. Le salaire qu'une personne de cette catégorie (10.62) a travaillé(e) dans cette entreprise fabrication de vetement, tailleur est élevé ou faible. Prière de confirmer cette information avec le QG ou de corriger. </w:t>
         <w:br/>
-        <w:t>- Veuillez, s'il vous plaît, donner une valeur exacte ou estimée du montant à renseigner different de 9999 dans les champs s1046 à s10q57 pour reparation de telephone et de television. Le salaire qu'une personne de cette catégorie (10.62) a travaillé(e) dans cette entreprise reparation de telephone et de television est élevé ou faible. Prière de confirmer cette information avec le QG ou de corriger.</w:t>
+        <w:t>- Veuillez, s'il vous plaît, donner une valeur exacte ou estimée du montant à renseigner different de 9999 dans les champs s1046 à s10q57 pour reparation de telephone et de television.</w:t>
       </w:r>
     </w:p>
     <w:p>
@@ -3405,29 +3334,6 @@
           <w:sz w:val="20"/>
         </w:rPr>
         <w:t>- Avertissement!! Le ménage (vit en milieu urbain) se débarrasse de ses ordures ménagères soit par le Dépotoir sauvage, brûle et enterre, prière de corriger ou confirmer avec le QG.</w:t>
-      </w:r>
-    </w:p>
-    <w:p>
-      <w:r>
-        <w:rPr>
-          <w:b/>
-          <w:color w:val="4672C4"/>
-          <w:sz w:val="22"/>
-        </w:rPr>
-        <w:t>&gt;&gt; Section12 - Actifs du menage</w:t>
-      </w:r>
-    </w:p>
-    <w:p>
-      <w:pPr>
-        <w:ind w:left="283"/>
-      </w:pPr>
-      <w:r>
-        <w:rPr>
-          <w:sz w:val="20"/>
-        </w:rPr>
-        <w:t xml:space="preserve">- Attention ! Bonbonne de gaz a été achété à 5000 Fcfa est relativement faible par rapport aux autres prix d'achat observés dans cette zone. Prière de corriger ou de confirmer avec le QG. </w:t>
-        <w:br/>
-        <w:t>- Attention ! Radio simple/Radiocassette a été revendu à 9999 Fcfa qui est relativement élevé par rapport aux autres prix de revente observés dans cette zone. Prière de corriger ou de confirmer avec le QG.</w:t>
       </w:r>
     </w:p>
     <w:p>
@@ -3980,7 +3886,7 @@
         <w:rPr>
           <w:sz w:val="20"/>
         </w:rPr>
-        <w:t>- Attention ! Le prix unitaire d'achat (100 Fcfa) de Café en poudre soluble en Sachets industriel (Petit) est relativement élevé par rapport aux autres prix observés dans cette zone. Prière de corriger ou de confirmer avec le QG. Attention ! Le prix unitaire d'achat (100 Fcfa) de Poivre en Sachets (Petit) est relativement élevé par rapport aux autres prix observés dans cette zone. Prière de corriger ou de confirmer avec le QG. Attention ! Le prix unitaire d'achat (150 Fcfa) de Silure séché en Morceau (Portion) (Petit) est relativement élevé par rapport aux autres prix observés dans cette zone. Prière de corriger ou de confirmer avec le QG. Attention ! Le prix unitaire d'achat (200 Fcfa) de Ail en Morceau (Portion) (Petit) est relativement élevé par rapport aux autres prix observés dans cette zone. Prière de corriger ou de confirmer avec le QG. Attention ! Le prix unitaire d'achat (200 Fcfa) de Moutarde en Sachets (Petit) est relativement élevé par rapport aux autres prix observés dans cette zone. Prière de corriger ou de confirmer avec le QG. Attention ! Le prix unitaire d'achat (200 Fcfa) de Sel en Sachets (Petit) est relativement élevé par rapport aux autres prix observés dans cette zone. Prière de corriger ou de confirmer avec le QG. Attention ! Le prix unitaire d'achat (300 Fcfa) de Piment séché en Sachets (Petit) est relativement élevé par rapport aux autres prix observés dans cette zone. Prière de corriger ou de confirmer avec le QG. Attention ! Le prix unitaire d'achat (800 Fcfa) de Sucre en poudre  en Kg (taille unique) est relativement élevé par rapport aux autres prix observés dans cette zone. Prière de corriger ou de confirmer avec le QG. Avertissement!!! Le ménage a consommé 5 Paquet Petit de Thé en sachet, cette quantité semble anormale pour une consommation des 7 derniers jours.Prière de corriger ou de confirmer avec le QG. Avertissement!! le prix unitaire (100 Fcfa) de Thé en sachet (unité: Paquet) de taille Petit est très faible ou élevé. Prière de corriger ou de confirmer avec le QG. Incohérence!! Dans ce ménage, chaque individus consomme par jour 37.88476 Kg  de cereale; Prière de revoir les quantités prises de ces produits. Le prix d'achat unitaire (1600 Fcfa) de Riz importé parfumé en Kg de taille taille unique semble élevé, prière de regarder les reponses prises dans les questions s07bq07a s07bq07b s07bq07c s07bq08 pour mieux corriger. Attention ! Le prix unitaire d'achat (1600 Fcfa) de Riz importé parfumé en Kg (taille unique) est relativement élevé par rapport aux autres prix observés dans cette zone. Prière de corriger ou de confirmer avec le QG.</w:t>
+        <w:t>- Attention ! Le prix unitaire d'achat (100 Fcfa) de Café en poudre soluble en Sachets industriel (Petit) est relativement élevé par rapport aux autres prix observés dans cette zone. Prière de corriger ou de confirmer avec le QG. Attention ! Le prix unitaire d'achat (200 Fcfa) de Ail en Morceau (Portion) (Petit) est relativement élevé par rapport aux autres prix observés dans cette zone. Prière de corriger ou de confirmer avec le QG. Attention ! Le prix unitaire d'achat (200 Fcfa) de Moutarde en Sachets (Petit) est relativement élevé par rapport aux autres prix observés dans cette zone. Prière de corriger ou de confirmer avec le QG. Attention ! Le prix unitaire d'achat (200 Fcfa) de Sel en Sachets (Petit) est relativement élevé par rapport aux autres prix observés dans cette zone. Prière de corriger ou de confirmer avec le QG. Attention ! Le prix unitaire d'achat (300 Fcfa) de Piment séché en Sachets (Petit) est relativement élevé par rapport aux autres prix observés dans cette zone. Prière de corriger ou de confirmer avec le QG. Attention ! Le prix unitaire d'achat (400 Fcfa) de Oignon frais en Kg (taille unique) est relativement faible par rapport aux autres prix observés dans cette zone. Prière de corriger ou de confirmer avec le QG. Attention ! Le prix unitaire d'achat (600 Fcfa) de Farine de blé locale ou importée en Sachets (Petit) est relativement élevé par rapport aux autres prix observés dans cette zone. Prière de corriger ou de confirmer avec le QG. Attention ! Le prix unitaire d'achat (800 Fcfa) de Sucre en poudre  en Kg (taille unique) est relativement élevé par rapport aux autres prix observés dans cette zone. Prière de corriger ou de confirmer avec le QG. Avertissement!!! Le ménage a consommé 5 Paquet Petit de Thé en sachet, cette quantité semble anormale pour une consommation des 7 derniers jours.Prière de corriger ou de confirmer avec le QG. Avertissement!! le prix unitaire (100 Fcfa) de Thé en sachet (unité: Paquet) de taille Petit est très faible ou élevé. Prière de corriger ou de confirmer avec le QG. Incohérence!! Dans ce ménage, chaque individus consomme par jour 71.82214 Kg  de cereale; Prière de revoir les quantités prises de ces produits. Le prix d'achat unitaire (1600 Fcfa) de Riz importé parfumé en Kg de taille taille unique semble élevé, prière de regarder les reponses prises dans les questions s07bq07a s07bq07b s07bq07c s07bq08 pour mieux corriger. Attention ! Le prix unitaire d'achat (1600 Fcfa) de Riz importé parfumé en Kg (taille unique) est relativement élevé par rapport aux autres prix observés dans cette zone. Prière de corriger ou de confirmer avec le QG.</w:t>
       </w:r>
     </w:p>
     <w:p>
@@ -4515,7 +4421,7 @@
         <w:br/>
         <w:t xml:space="preserve">- Peu probable! MAIMOUNA SOW  n'arrive pas  à comprendre un petit texte lu dans une langue locale (s02q03). Veuillez corriger ou donner des explications au QG. Dans les milieux urbains c'est peu probable de voir une école dont les élèves ou étudiants ne dépensent pas en frais d'uniformes, prière de verifier pour MAIMOUNA SOW et corriger ou confirmer avec le QG. </w:t>
         <w:br/>
-        <w:t xml:space="preserve">- Peu probable! MAMADOU SALIOU SOW  n'arrive pas  à comprendre un petit texte lu dans une langue locale (s02q03). Veuillez corriger ou donner des explications au QG. Avertissement!! MAMADOU SALIOU SOW fréquente au minimum la troisième année de fondamental 1 mais ne sait pas écrire, prière de corriger ou confirmer avec le QG. Avertissement!! MAMADOU SALIOU SOW qui sait écrire en français doit pouvoir lire en français.  Incohérence ! le montant payé de MAMADOU SALIOU SOW pour la cotisation est très faible . veuillez, s'il vous plait, confirmer ces informations avec le QG ou apporter les corrections nécessaires. Dans les milieux urbains c'est peu probable de voir une école dont les élèves ou étudiants ne dépensent pas en frais d'uniformes, prière de verifier pour MAMADOU SALIOU SOW et corriger ou confirmer avec le QG. </w:t>
+        <w:t xml:space="preserve">- Peu probable! MAMADOU SALIOU SOW  n'arrive pas  à comprendre un petit texte lu dans une langue locale (s02q03). Veuillez corriger ou donner des explications au QG.  Incohérence ! le montant payé de MAMADOU SALIOU SOW pour la cotisation est très faible . veuillez, s'il vous plait, confirmer ces informations avec le QG ou apporter les corrections nécessaires. Dans les milieux urbains c'est peu probable de voir une école dont les élèves ou étudiants ne dépensent pas en frais d'uniformes, prière de verifier pour MAMADOU SALIOU SOW et corriger ou confirmer avec le QG. </w:t>
         <w:br/>
         <w:t xml:space="preserve">- Peu probable! MAMADOU SOW  n'arrive pas  à comprendre un petit texte lu dans une langue locale (s02q03). Veuillez corriger ou donner des explications au QG. Peu probable! MAMADOU SOW  ne sait ni lire, ni écrire, ni comprendre dans aucune des langues  (s02q01,s02q02,s02q03). Veuillez corriger ou donner des explications au QG. </w:t>
         <w:br/>
@@ -4579,7 +4485,7 @@
         <w:rPr>
           <w:sz w:val="20"/>
         </w:rPr>
-        <w:t>- Attention ! Le prix unitaire d'achat (200 Fcfa) de Feuilles de  Haricot en Tas (Moyen) est relativement élevé par rapport aux autres prix observés dans cette zone. Prière de corriger ou de confirmer avec le QG. Attention ! Le prix unitaire d'achat (300 Fcfa) de Vinaigre de vin en Sachets (Petit) est relativement élevé par rapport aux autres prix observés dans cette zone. Prière de corriger ou de confirmer avec le QG. Attention ! Le prix unitaire d'achat (350 Fcfa) de Poivre en Sachets (Petit) est relativement élevé par rapport aux autres prix observés dans cette zone. Prière de corriger ou de confirmer avec le QG. Attention ! Le prix unitaire d'achat (400 Fcfa) de Choux en Morceau (Portion) (Petit) est relativement élevé par rapport aux autres prix observés dans cette zone. Prière de corriger ou de confirmer avec le QG. Avertissement!!! Le ménage a consommé 6 Paquet Petit de Thé en sachet, cette quantité semble anormale pour une consommation des 7 derniers jours.Prière de corriger ou de confirmer avec le QG. Avertissement!! le prix unitaire (100 Fcfa) de Thé en sachet (unité: Paquet) de taille Petit est très faible ou élevé. Prière de corriger ou de confirmer avec le QG. Incohérence!! Dans ce ménage, chaque individus consomme par jour 15.16714 Kg  de cereale; Prière de revoir les quantités prises de ces produits. Incohérence!! Dans ce ménage, chaque individus consomme par jour 15.16714 Kg  de cereale; Prière de revoir les quantités prises de ces produits.</w:t>
+        <w:t>- Attention ! Le prix unitaire d'achat (100 Fcfa) de Vinaigre de vin en Sachets (Petit) est relativement élevé par rapport aux autres prix observés dans cette zone. Prière de corriger ou de confirmer avec le QG. Attention ! Le prix unitaire d'achat (200 Fcfa) de Feuilles de  Haricot en Tas (Moyen) est relativement élevé par rapport aux autres prix observés dans cette zone. Prière de corriger ou de confirmer avec le QG. Attention ! Le prix unitaire d'achat (600 Fcfa) de Beurre en Pot (Petit) est relativement faible par rapport aux autres prix observés dans cette zone. Prière de corriger ou de confirmer avec le QG. Avertissement!!! Le ménage a consommé 6 Paquet Petit de Thé en sachet, cette quantité semble anormale pour une consommation des 7 derniers jours.Prière de corriger ou de confirmer avec le QG. Avertissement!! le prix unitaire (100 Fcfa) de Thé en sachet (unité: Paquet) de taille Petit est très faible ou élevé. Prière de corriger ou de confirmer avec le QG. Incohérence!! Dans ce ménage, chaque individus consomme par jour 24.59875 Kg  de cereale; Prière de revoir les quantités prises de ces produits. Incohérence!! Dans ce ménage, chaque individus consomme par jour 24.59875 Kg  de cereale; Prière de revoir les quantités prises de ces produits.</w:t>
       </w:r>
     </w:p>
     <w:p>
@@ -5057,7 +4963,7 @@
         <w:br/>
         <w:t xml:space="preserve">- Les informations sur l'acte de naissance (ni Jours, ni mois et ni années) de  MAME DIARRA DIAW  manquent, s'il vous plait pouvez-vous fournir d'effort pour avoir ces informations. </w:t>
         <w:br/>
-        <w:t xml:space="preserve">- Les informations sur l'acte de naissance (ni Jours, ni mois et ni années) de  MOR DIAW  manquent, s'il vous plait pouvez-vous fournir d'effort pour avoir ces informations. Attention ! Le montant (3000 Fcfa) dépensé ou reçu en cadeau pour les cartes prépayées, les transferts de crédit et les abonnements de  MOR DIAW est relativement élevé par rapport aux autres montants depansés observés dans cette zone. Prière de corriger ou de confirmer avec le QG. </w:t>
+        <w:t xml:space="preserve">- Les informations sur l'acte de naissance (ni Jours, ni mois et ni années) de  MOR DIAW  manquent, s'il vous plait pouvez-vous fournir d'effort pour avoir ces informations. </w:t>
         <w:br/>
         <w:t>- Les informations sur l'acte de naissance (ni Jours, ni mois et ni années) de  NDIOGOU DIAW  manquent, s'il vous plait pouvez-vous fournir d'effort pour avoir ces informations.</w:t>
       </w:r>
@@ -5178,7 +5084,7 @@
         <w:rPr>
           <w:sz w:val="20"/>
         </w:rPr>
-        <w:t>- Attention ! Le prix unitaire d'achat (1200 Fcfa) de Sucre en poudre  en Kg (taille unique) est relativement élevé par rapport aux autres prix observés dans cette zone. Prière de corriger ou de confirmer avec le QG. Attention ! Le prix unitaire d'achat (600 Fcfa) de Gombo frais en Tas (Moyen) est relativement élevé par rapport aux autres prix observés dans cette zone. Prière de corriger ou de confirmer avec le QG. Avertissement!!! Le ménage a consommé 7 Paquet Petit de Thé en sachet, cette quantité semble anormale pour une consommation des 7 derniers jours.Prière de corriger ou de confirmer avec le QG. Avertissement!! le prix unitaire (150 Fcfa) de Thé en sachet (unité: Paquet) de taille Petit est très faible ou élevé. Prière de corriger ou de confirmer avec le QG. Attention ! Le prix unitaire d'achat (150 Fcfa) de Thé en sachet en Paquet (Petit) est relativement élevé par rapport aux autres prix observés dans cette zone. Prière de corriger ou de confirmer avec le QG. Incohérence!! Dans ce ménage, chaque individus consomme par jour 29.4146 Kg  de cereale; Prière de revoir les quantités prises de ces produits. Le prix d'achat unitaire (1200 Fcfa) de Riz importé parfumé en Kg de taille taille unique semble élevé, prière de regarder les reponses prises dans les questions s07bq07a s07bq07b s07bq07c s07bq08 pour mieux corriger. Attention ! Le prix unitaire d'achat (1200 Fcfa) de Riz importé parfumé en Kg (taille unique) est relativement élevé par rapport aux autres prix observés dans cette zone. Prière de corriger ou de confirmer avec le QG.</w:t>
+        <w:t>- Attention ! Le prix unitaire d'achat (1200 Fcfa) de Sucre en poudre  en Kg (taille unique) est relativement élevé par rapport aux autres prix observés dans cette zone. Prière de corriger ou de confirmer avec le QG. Attention ! Le prix unitaire d'achat (1500 Fcfa) de Huile de palme brute en Bouteille 33cl (taille unique) est relativement élevé par rapport aux autres prix observés dans cette zone. Prière de corriger ou de confirmer avec le QG. Attention ! Le prix unitaire d'achat (400 Fcfa) de Concentré de tomate en Sachets (Petit) est relativement élevé par rapport aux autres prix observés dans cette zone. Prière de corriger ou de confirmer avec le QG. Avertissement!!! Le ménage a consommé 7 Paquet Petit de Thé en sachet, cette quantité semble anormale pour une consommation des 7 derniers jours.Prière de corriger ou de confirmer avec le QG. Avertissement!! le prix unitaire (150 Fcfa) de Thé en sachet (unité: Paquet) de taille Petit est très faible ou élevé. Prière de corriger ou de confirmer avec le QG. Attention ! Le prix unitaire d'achat (150 Fcfa) de Thé en sachet en Paquet (Petit) est relativement élevé par rapport aux autres prix observés dans cette zone. Prière de corriger ou de confirmer avec le QG. Incohérence!! Dans ce ménage, chaque individus consomme par jour 50.88683 Kg  de cereale; Prière de revoir les quantités prises de ces produits. Le prix d'achat unitaire (1200 Fcfa) de Riz importé parfumé en Kg de taille taille unique semble élevé, prière de regarder les reponses prises dans les questions s07bq07a s07bq07b s07bq07c s07bq08 pour mieux corriger. Attention ! Le prix unitaire d'achat (1200 Fcfa) de Riz importé parfumé en Kg (taille unique) est relativement élevé par rapport aux autres prix observés dans cette zone. Prière de corriger ou de confirmer avec le QG.</w:t>
       </w:r>
     </w:p>
     <w:p>
@@ -5647,6 +5553,27 @@
           <w:color w:val="4672C4"/>
           <w:sz w:val="22"/>
         </w:rPr>
+        <w:t>&gt;&gt; Section0 - Identification et renseignements de controle</w:t>
+      </w:r>
+    </w:p>
+    <w:p>
+      <w:pPr>
+        <w:ind w:left="283"/>
+      </w:pPr>
+      <w:r>
+        <w:rPr>
+          <w:sz w:val="20"/>
+        </w:rPr>
+        <w:t>- Le questionnaire semble ne pas être complètement fini mais le questionnaire est en statut complet, prière de compléter le questionnaire.</w:t>
+      </w:r>
+    </w:p>
+    <w:p>
+      <w:r>
+        <w:rPr>
+          <w:b/>
+          <w:color w:val="4672C4"/>
+          <w:sz w:val="22"/>
+        </w:rPr>
         <w:t>&gt;&gt; Section1 - Caracteristiques des membres</w:t>
       </w:r>
     </w:p>
@@ -5658,11 +5585,7 @@
         <w:rPr>
           <w:sz w:val="20"/>
         </w:rPr>
-        <w:t xml:space="preserve">- Avertissement! Veuillez renseigner par oui ou non toutes les modalités de la question s01q47. Attention ! Le montant (1400 Fcfa) dépensé ou reçu en cadeau pour les cartes prépayées, les transferts de crédit et les abonnements de  AMADOU TIDIANE DIALLO est relativement faible par rapport aux autres montants depansés observés dans cette zone. Prière de corriger ou de confirmer avec le QG. </w:t>
-        <w:br/>
-        <w:t xml:space="preserve">- Attention ! Le montant (1000 Fcfa) dépensé ou reçu en cadeau pour les cartes prépayées, les transferts de crédit et les abonnements de  ABDOUL KARIM DIALLO est relativement faible par rapport aux autres montants depansés observés dans cette zone. Prière de corriger ou de confirmer avec le QG. </w:t>
-        <w:br/>
-        <w:t xml:space="preserve">- Attention ! Le montant (1650 Fcfa) dépensé ou reçu en cadeau pour les cartes prépayées, les transferts de crédit et les abonnements de  ABDOULAYE SADIO DIALLO est relativement faible par rapport aux autres montants depansés observés dans cette zone. Prière de corriger ou de confirmer avec le QG. </w:t>
+        <w:t xml:space="preserve">- Avertissement! Veuillez renseigner par oui ou non toutes les modalités de la question s01q47. </w:t>
         <w:br/>
         <w:t>- Incoherence! AWA DIALLO dispose d'un téléphone portable à s01q39, donc la raison évoquée ne peut pas être (ne dispose pas d'appareil).</w:t>
       </w:r>
@@ -5840,7 +5763,7 @@
         <w:rPr>
           <w:sz w:val="20"/>
         </w:rPr>
-        <w:t>- Avertissement!!! Le ménage a consommé 7 Paquet Petit de Thé en sachet, cette quantité semble anormale pour une consommation des 7 derniers jours.Prière de corriger ou de confirmer avec le QG. Avertissement!! le prix unitaire (100 Fcfa) de Thé en sachet (unité: Paquet) de taille Petit est très faible ou élevé. Prière de corriger ou de confirmer avec le QG. Incohérence!! Dans ce ménage, chaque individus consomme par jour 15.52976 Kg  de cereale; Prière de revoir les quantités prises de ces produits.</w:t>
+        <w:t>- Avertissement!!! Le ménage a consommé 7 Paquet Petit de Thé en sachet, cette quantité semble anormale pour une consommation des 7 derniers jours.Prière de corriger ou de confirmer avec le QG. Avertissement!! le prix unitaire (100 Fcfa) de Thé en sachet (unité: Paquet) de taille Petit est très faible ou élevé. Prière de corriger ou de confirmer avec le QG. Incohérence!! Dans ce ménage, chaque individus consomme par jour 25.06944 Kg  de cereale; Prière de revoir les quantités prises de ces produits.</w:t>
       </w:r>
     </w:p>
     <w:p>
@@ -6344,11 +6267,7 @@
         <w:rPr>
           <w:sz w:val="20"/>
         </w:rPr>
-        <w:t xml:space="preserve">- Avertissement!!!  BINTOU NENE CISSE  ne possède pas le téléphone android, n'utilise régulièrement pas un téléphone appartenant à une autre personne mais a accès à l'internet, merci de confirmer cette information avec le QG. </w:t>
-        <w:br/>
-        <w:t xml:space="preserve">- Attention ! Le montant (1000 Fcfa) dépensé ou reçu en cadeau pour les cartes prépayées, les transferts de crédit et les abonnements de  FAMARA OMAR CISSE est relativement faible par rapport aux autres montants depansés observés dans cette zone. Prière de corriger ou de confirmer avec le QG. </w:t>
-        <w:br/>
-        <w:t>- Attention ! Le montant (3850 Fcfa) dépensé ou reçu en cadeau pour les cartes prépayées, les transferts de crédit et les abonnements de  SALY DIEME est relativement élevé par rapport aux autres montants depansés observés dans cette zone. Prière de corriger ou de confirmer avec le QG.</w:t>
+        <w:t>- Avertissement!!!  BINTOU NENE CISSE  ne possède pas le téléphone android, n'utilise régulièrement pas un téléphone appartenant à une autre personne mais a accès à l'internet, merci de confirmer cette information avec le QG.</w:t>
       </w:r>
     </w:p>
     <w:p>
@@ -6477,7 +6396,7 @@
         <w:rPr>
           <w:sz w:val="20"/>
         </w:rPr>
-        <w:t>- Attention ! Soupçons de quantité anormale! Le ménage de MOUSSA CISSE avec une taille de 7 personnes a consommé 2.1 Sachets en Petit de Autres légumes en feuilles qui est relativement élevé comme consommation par rapport à la condition de vie des autres ménages de même taille dans cette zone. Prière de corriger ou de confirmer avec le QG. Attention ! Soupçons de quantité anormale! Le ménage de MOUSSA CISSE avec une taille de 7 personnes a consommé 3.1 Morceau (Portion) en Moyen de Autre légumes frais n.d.a. qui est relativement élevé comme consommation par rapport à la condition de vie des autres ménages de même taille dans cette zone. Prière de corriger ou de confirmer avec le QG. Avertissement!! Les quantités du Thé en feuille consommées en Sachets industriel semble incoherent car les ménages consomment géneralement en sachet ou en paquet, prière de corriger ou confirmer avec le QG. Avertissement!!! Le ménage a consommé 11 Pièce Moyen de Capitaine frais, cette quantité semble anormale pour une consommation des 7 derniers jours.Prière de corriger ou de confirmer avec le QG. Avertissement!!! Le ménage a consommé 20 Cuillère Petit de Chocolat pâte à tartiner, cette quantité semble anormale pour une consommation des 7 derniers jours.Prière de corriger ou de confirmer avec le QG. Avertissement!!! Le ménage a consommé 7 Paquet Petit de Thé en sachet, cette quantité semble anormale pour une consommation des 7 derniers jours.Prière de corriger ou de confirmer avec le QG. Avertissement!! le prix unitaire (80 Fcfa) de Thé en sachet (unité: Paquet) de taille Petit est très faible ou élevé. Prière de corriger ou de confirmer avec le QG. Attention ! Le prix unitaire d'achat (80 Fcfa) de Thé en sachet en Paquet (Petit) est relativement faible par rapport aux autres prix observés dans cette zone. Prière de corriger ou de confirmer avec le QG. Avertissement!!!Le ménage a consommé 56 Cuillère de Petit de Mayonnaise  ce qui semble incoherent pour une consommation aucours des 7 derniers jours, prière de verifier et corriger. Avertissement!!! Le ménage a consommé 56 Cuillère Petit de Mayonnaise, cette quantité semble anormale pour une consommation des 7 derniers jours.Prière de corriger ou de confirmer avec le QG. Avertissement!!!Le ménage a consommé 77 Pièce de Petit de Sucre en morceaux  ce qui semble incoherent pour une consommation aucours des 7 derniers jours, prière de verifier et corriger. Avertissement!!! Le ménage a consommé 77 Pièce Petit de Sucre en morceaux, cette quantité semble anormale pour une consommation des 7 derniers jours.Prière de corriger ou de confirmer avec le QG. Avertissement!!!Le ménage a consommé 80.5 Sachets industriel de Petit de Café en poudre soluble  ce qui semble incoherent pour une consommation aucours des 7 derniers jours, prière de verifier et corriger. Incohérence!! Dans ce ménage, chaque individus consomme par jour 29.78306 Kg  de cereale; Prière de revoir les quantités prises de ces produits. Le prix d'achat unitaire (200 Fcfa) de Pains traditionnel (Rond) en Kg de taille  taille unique  est très faible, prière de regarder les reponses prises dans les questions s07bq07a s07bq07b s07bq07c s07bq08 pour mieux corriger.</w:t>
+        <w:t>- Attention ! Le prix unitaire d'achat (12.5 Fcfa) de Ail en Sachets (Tres petit) est relativement faible par rapport aux autres prix observés dans cette zone. Prière de corriger ou de confirmer avec le QG. Attention ! Le prix unitaire d'achat (12.5 Fcfa) de Piment séché en Sachets (Tres petit) est relativement faible par rapport aux autres prix observés dans cette zone. Prière de corriger ou de confirmer avec le QG. Attention ! Le prix unitaire d'achat (25 Fcfa) de Vinaigre de vin en Sachets (Petit) est relativement faible par rapport aux autres prix observés dans cette zone. Prière de corriger ou de confirmer avec le QG. Attention ! Le prix unitaire d'achat (330.1887 Fcfa) de Oignon frais en Kg (taille unique) est relativement faible par rapport aux autres prix observés dans cette zone. Prière de corriger ou de confirmer avec le QG. Attention ! Le prix unitaire d'achat (40 Fcfa) de Beurre en Morceau (Portion) (Petit) est relativement faible par rapport aux autres prix observés dans cette zone. Prière de corriger ou de confirmer avec le QG. Attention ! Soupçons de quantité anormale! Le ménage de MOUSSA CISSE avec une taille de 7 personnes a consommé 3.1 Morceau (Portion) en Moyen de Autre légumes frais n.d.a. qui est relativement élevé comme consommation par rapport à la condition de vie des autres ménages de même taille dans cette zone. Prière de corriger ou de confirmer avec le QG. Avertissement!! Les quantités du Thé en feuille consommées en Sachets industriel semble incoherent car les ménages consomment géneralement en sachet ou en paquet, prière de corriger ou confirmer avec le QG. Avertissement!!! Le ménage a consommé 11 Pièce Moyen de Capitaine frais, cette quantité semble anormale pour une consommation des 7 derniers jours.Prière de corriger ou de confirmer avec le QG. Avertissement!!! Le ménage a consommé 20 Cuillère Petit de Chocolat pâte à tartiner, cette quantité semble anormale pour une consommation des 7 derniers jours.Prière de corriger ou de confirmer avec le QG. Avertissement!!! Le ménage a consommé 7 Paquet Petit de Thé en sachet, cette quantité semble anormale pour une consommation des 7 derniers jours.Prière de corriger ou de confirmer avec le QG. Avertissement!! le prix unitaire (80 Fcfa) de Thé en sachet (unité: Paquet) de taille Petit est très faible ou élevé. Prière de corriger ou de confirmer avec le QG. Attention ! Le prix unitaire d'achat (80 Fcfa) de Thé en sachet en Paquet (Petit) est relativement faible par rapport aux autres prix observés dans cette zone. Prière de corriger ou de confirmer avec le QG. Avertissement!!!Le ménage a consommé 56 Cuillère de Petit de Mayonnaise  ce qui semble incoherent pour une consommation aucours des 7 derniers jours, prière de verifier et corriger. Avertissement!!! Le ménage a consommé 56 Cuillère Petit de Mayonnaise, cette quantité semble anormale pour une consommation des 7 derniers jours.Prière de corriger ou de confirmer avec le QG. Avertissement!!!Le ménage a consommé 77 Pièce de Petit de Sucre en morceaux  ce qui semble incoherent pour une consommation aucours des 7 derniers jours, prière de verifier et corriger. Avertissement!!! Le ménage a consommé 77 Pièce Petit de Sucre en morceaux, cette quantité semble anormale pour une consommation des 7 derniers jours.Prière de corriger ou de confirmer avec le QG. Avertissement!!!Le ménage a consommé 80.5 Sachets industriel de Petit de Café en poudre soluble  ce qui semble incoherent pour une consommation aucours des 7 derniers jours, prière de verifier et corriger. Incohérence!! Dans ce ménage, chaque individus consomme par jour 58.01266 Kg  de cereale; Prière de revoir les quantités prises de ces produits. Le prix d'achat unitaire (200 Fcfa) de Pains traditionnel (Rond) en Kg de taille  taille unique  est très faible, prière de regarder les reponses prises dans les questions s07bq07a s07bq07b s07bq07c s07bq08 pour mieux corriger.</w:t>
       </w:r>
     </w:p>
     <w:p>
@@ -6989,7 +6908,7 @@
         <w:br/>
         <w:t xml:space="preserve">- Les informations sur l'acte de naissance (ni Jours, ni mois et ni années) de  AISSATOU DIALLO  manquent, s'il vous plait pouvez-vous fournir d'effort pour avoir ces informations. </w:t>
         <w:br/>
-        <w:t xml:space="preserve">- Les informations sur l'acte de naissance (ni Jours, ni mois et ni années) de  AMADOU SADIO DIALLO  manquent, s'il vous plait pouvez-vous fournir d'effort pour avoir ces informations. Attention ! Le montant (3000 Fcfa) dépensé ou reçu en cadeau pour les cartes prépayées, les transferts de crédit et les abonnements de  AMADOU SADIO DIALLO est relativement élevé par rapport aux autres montants depansés observés dans cette zone. Prière de corriger ou de confirmer avec le QG. </w:t>
+        <w:t xml:space="preserve">- Les informations sur l'acte de naissance (ni Jours, ni mois et ni années) de  AMADOU SADIO DIALLO  manquent, s'il vous plait pouvez-vous fournir d'effort pour avoir ces informations. </w:t>
         <w:br/>
         <w:t xml:space="preserve">- Les informations sur l'acte de naissance (ni Jours, ni mois et ni années) de  CELLO DIALLO  manquent, s'il vous plait pouvez-vous fournir d'effort pour avoir ces informations. Le mois de l'enfant ( CELLO DIALLO ) n'est pas connu mais vous avez declaré en s01q04a le nombre de mois, prière de changer NSP au niveau de s01q03b. </w:t>
         <w:br/>
@@ -6997,7 +6916,7 @@
         <w:br/>
         <w:t xml:space="preserve">- Les informations sur l'acte de naissance (ni Jours, ni mois et ni années) de  MAMADOU SELLOU DIALLO  manquent, s'il vous plait pouvez-vous fournir d'effort pour avoir ces informations. </w:t>
         <w:br/>
-        <w:t>- Les informations sur l'acte de naissance (ni Jours, ni mois et ni années) de  SAFIETOU DIALLO  manquent, s'il vous plait pouvez-vous fournir d'effort pour avoir ces informations. Attention ! Le montant (3000 Fcfa) dépensé ou reçu en cadeau pour les cartes prépayées, les transferts de crédit et les abonnements de  SAFIETOU DIALLO est relativement élevé par rapport aux autres montants depansés observés dans cette zone. Prière de corriger ou de confirmer avec le QG.</w:t>
+        <w:t>- Les informations sur l'acte de naissance (ni Jours, ni mois et ni années) de  SAFIETOU DIALLO  manquent, s'il vous plait pouvez-vous fournir d'effort pour avoir ces informations.</w:t>
       </w:r>
     </w:p>
     <w:p>
@@ -7084,7 +7003,7 @@
         <w:rPr>
           <w:sz w:val="20"/>
         </w:rPr>
-        <w:t>- Attention ! Le prix unitaire d'achat (1200 Fcfa) de Niébé/Haricots secs en Sachets (Petit) est relativement élevé par rapport aux autres prix observés dans cette zone. Prière de corriger ou de confirmer avec le QG. Attention ! Le prix unitaire d'achat (150 Fcfa) de Courge en Morceau (Portion) (Petit) est relativement élevé par rapport aux autres prix observés dans cette zone. Prière de corriger ou de confirmer avec le QG. Attention ! Le prix unitaire d'achat (200 Fcfa) de Carotte en Pièce (Petit) est relativement élevé par rapport aux autres prix observés dans cette zone. Prière de corriger ou de confirmer avec le QG. Attention ! Le prix unitaire d'achat (200 Fcfa) de Choux en Morceau (Portion) (Petit) est relativement élevé par rapport aux autres prix observés dans cette zone. Prière de corriger ou de confirmer avec le QG. Attention ! Le prix unitaire d'achat (200 Fcfa) de Manioc en tubercules en Pièce (Petit) est relativement élevé par rapport aux autres prix observés dans cette zone. Prière de corriger ou de confirmer avec le QG. Attention ! Le prix unitaire d'achat (300 Fcfa) de Cube alimentaire (Maggi, Jumbo, ) en Cube (Petit) est relativement élevé par rapport aux autres prix observés dans cette zone. Prière de corriger ou de confirmer avec le QG. Attention ! Le prix unitaire d'achat (300 Fcfa) de Poireau en Tas (Petit) est relativement élevé par rapport aux autres prix observés dans cette zone. Prière de corriger ou de confirmer avec le QG. Attention ! Le prix unitaire d'achat (400 Fcfa) de Piment séché en Sachets (Petit) est relativement élevé par rapport aux autres prix observés dans cette zone. Prière de corriger ou de confirmer avec le QG. Attention ! Le prix unitaire d'achat (400 Fcfa) de Sucre en poudre  en Kg (taille unique) est relativement faible par rapport aux autres prix observés dans cette zone. Prière de corriger ou de confirmer avec le QG. Attention ! Le prix unitaire d'achat (700 Fcfa) de Beurre de karité en Boite de tomate/Pot (Petit) est relativement élevé par rapport aux autres prix observés dans cette zone. Prière de corriger ou de confirmer avec le QG. Attention ! Le prix unitaire d'achat (700 Fcfa) de Gombo frais en Tas (Moyen) est relativement élevé par rapport aux autres prix observés dans cette zone. Prière de corriger ou de confirmer avec le QG. Avertissement!!! Le ménage a consommé 5 Paquet Petit de Thé en sachet, cette quantité semble anormale pour une consommation des 7 derniers jours.Prière de corriger ou de confirmer avec le QG. Avertissement!! le prix unitaire (150 Fcfa) de Thé en sachet (unité: Paquet) de taille Petit est très faible ou élevé. Prière de corriger ou de confirmer avec le QG. Attention ! Le prix unitaire d'achat (150 Fcfa) de Thé en sachet en Paquet (Petit) est relativement élevé par rapport aux autres prix observés dans cette zone. Prière de corriger ou de confirmer avec le QG. Incohérence!! Dans ce ménage, chaque individus consomme par jour 16.76265 Kg  de cereale; Prière de revoir les quantités prises de ces produits. Le prix d'achat unitaire (290 Fcfa) de Riz importé parfumé en Sac (50 Kg) de taille taille unique est très faible, prière de regarder les reponses prises dans les questions s07bq07a s07bq07b s07bq07c s07bq08 pour mieux corriger. Attention ! Le prix unitaire d'achat (290 Fcfa) de Riz importé parfumé en Sac (50 Kg) (taille unique) est relativement faible par rapport aux autres prix observés dans cette zone. Prière de corriger ou de confirmer avec le QG.</w:t>
+        <w:t>- Attention ! Le prix unitaire d'achat (1200 Fcfa) de Niébé/Haricots secs en Sachets (Petit) est relativement élevé par rapport aux autres prix observés dans cette zone. Prière de corriger ou de confirmer avec le QG. Attention ! Le prix unitaire d'achat (150 Fcfa) de Courge en Morceau (Portion) (Petit) est relativement élevé par rapport aux autres prix observés dans cette zone. Prière de corriger ou de confirmer avec le QG. Attention ! Le prix unitaire d'achat (150 Fcfa) de Tomate fraîche en Sachets (Petit) est relativement élevé par rapport aux autres prix observés dans cette zone. Prière de corriger ou de confirmer avec le QG. Attention ! Le prix unitaire d'achat (200 Fcfa) de Carotte en Pièce (Petit) est relativement élevé par rapport aux autres prix observés dans cette zone. Prière de corriger ou de confirmer avec le QG. Attention ! Le prix unitaire d'achat (200 Fcfa) de Choux en Morceau (Portion) (Petit) est relativement élevé par rapport aux autres prix observés dans cette zone. Prière de corriger ou de confirmer avec le QG. Attention ! Le prix unitaire d'achat (200 Fcfa) de Manioc en tubercules en Pièce (Petit) est relativement élevé par rapport aux autres prix observés dans cette zone. Prière de corriger ou de confirmer avec le QG. Attention ! Le prix unitaire d'achat (300 Fcfa) de Cube alimentaire (Maggi, Jumbo, ) en Cube (Petit) est relativement élevé par rapport aux autres prix observés dans cette zone. Prière de corriger ou de confirmer avec le QG. Attention ! Le prix unitaire d'achat (300 Fcfa) de Poireau en Tas (Petit) est relativement élevé par rapport aux autres prix observés dans cette zone. Prière de corriger ou de confirmer avec le QG. Attention ! Le prix unitaire d'achat (400 Fcfa) de Piment séché en Sachets (Petit) est relativement élevé par rapport aux autres prix observés dans cette zone. Prière de corriger ou de confirmer avec le QG. Attention ! Le prix unitaire d'achat (400 Fcfa) de Sucre en poudre  en Kg (taille unique) est relativement faible par rapport aux autres prix observés dans cette zone. Prière de corriger ou de confirmer avec le QG. Attention ! Le prix unitaire d'achat (500 Fcfa) de Salade (laitue) en Gousse (Petit) est relativement élevé par rapport aux autres prix observés dans cette zone. Prière de corriger ou de confirmer avec le QG. Attention ! Le prix unitaire d'achat (700 Fcfa) de Beurre de karité en Boite de tomate/Pot (Petit) est relativement élevé par rapport aux autres prix observés dans cette zone. Prière de corriger ou de confirmer avec le QG. Attention ! Le prix unitaire d'achat (800 Fcfa) de Pommes en Kg (taille unique) est relativement faible par rapport aux autres prix observés dans cette zone. Prière de corriger ou de confirmer avec le QG. Avertissement!!! Le ménage a consommé 5 Paquet Petit de Thé en sachet, cette quantité semble anormale pour une consommation des 7 derniers jours.Prière de corriger ou de confirmer avec le QG. Avertissement!! le prix unitaire (150 Fcfa) de Thé en sachet (unité: Paquet) de taille Petit est très faible ou élevé. Prière de corriger ou de confirmer avec le QG. Attention ! Le prix unitaire d'achat (150 Fcfa) de Thé en sachet en Paquet (Petit) est relativement élevé par rapport aux autres prix observés dans cette zone. Prière de corriger ou de confirmer avec le QG. Incohérence!! Dans ce ménage, chaque individus consomme par jour 43.18735 Kg  de cereale; Prière de revoir les quantités prises de ces produits. Le prix d'achat unitaire (290 Fcfa) de Riz importé parfumé en Sac (50 Kg) de taille taille unique est très faible, prière de regarder les reponses prises dans les questions s07bq07a s07bq07b s07bq07c s07bq08 pour mieux corriger. Attention ! Le prix unitaire d'achat (290 Fcfa) de Riz importé parfumé en Sac (50 Kg) (taille unique) est relativement faible par rapport aux autres prix observés dans cette zone. Prière de corriger ou de confirmer avec le QG.</w:t>
       </w:r>
     </w:p>
     <w:p>
@@ -7577,10 +7496,6 @@
         <w:rPr>
           <w:sz w:val="20"/>
         </w:rPr>
-        <w:t xml:space="preserve">- Attention ! Le montant (3500 Fcfa) dépensé ou reçu en cadeau pour les cartes prépayées, les transferts de crédit et les abonnements de  PENDA DIOP est relativement élevé par rapport aux autres montants depansés observés dans cette zone. Prière de corriger ou de confirmer avec le QG. </w:t>
-        <w:br/>
-        <w:t xml:space="preserve">- Attention ! Le montant (4000 Fcfa) dépensé ou reçu en cadeau pour les recharges internet ou de forfaits de données mobiles(hors appels vocaux), aucours des 30 derniers jours de  SANE DIOP est relativement élevé par rapport aux autres montants depansés observés dans cette zone. Prière de corriger ou de confirmer avec le QG. </w:t>
-        <w:br/>
         <w:t xml:space="preserve">- Attention ! Le montant (5200 Fcfa) dépensé ou reçu en cadeau pour les cartes prépayées, les transferts de crédit et les abonnements de  ASTOU DEMBELE est relativement élevé par rapport aux autres montants depansés observés dans cette zone. Prière de corriger ou de confirmer avec le QG. </w:t>
         <w:br/>
         <w:t>- Attention ! Le montant (5200 Fcfa) dépensé ou reçu en cadeau pour les cartes prépayées, les transferts de crédit et les abonnements de  HAMADY DIOP est relativement élevé par rapport aux autres montants depansés observés dans cette zone. Prière de corriger ou de confirmer avec le QG.</w:t>
@@ -7681,7 +7596,7 @@
         <w:rPr>
           <w:sz w:val="20"/>
         </w:rPr>
-        <w:t>- Attention ! Soupçons de quantité anormale! Le ménage de ASTOU DEMBELE avec une taille de 8 personnes a consommé 4 Morceau (Portion) en Petit de Escargots qui est relativement élevé comme consommation par rapport à la condition de vie des autres ménages de même taille dans cette zone. Prière de corriger ou de confirmer avec le QG. Incohérence!! Dans ce ménage, chaque individus consomme par jour 26.73786 Kg  de cereale; Prière de revoir les quantités prises de ces produits.</w:t>
+        <w:t>- Attention ! Le prix unitaire d'achat (200 Fcfa) de Capitaine frais en Pièce (Petit) est relativement élevé par rapport aux autres prix observés dans cette zone. Prière de corriger ou de confirmer avec le QG. Attention ! Le prix unitaire d'achat (25 Fcfa) de Vinaigre de vin en Sachets (Petit) est relativement faible par rapport aux autres prix observés dans cette zone. Prière de corriger ou de confirmer avec le QG. Attention ! Le prix unitaire d'achat (416.6667 Fcfa) de Oignon frais en Kg (taille unique) est relativement faible par rapport aux autres prix observés dans cette zone. Prière de corriger ou de confirmer avec le QG. Attention ! Soupçons de quantité anormale! Le ménage de ASTOU DEMBELE avec une taille de 8 personnes a consommé 4 Morceau (Portion) en Petit de Escargots qui est relativement élevé comme consommation par rapport à la condition de vie des autres ménages de même taille dans cette zone. Prière de corriger ou de confirmer avec le QG. Incohérence!! Dans ce ménage, chaque individus consomme par jour 47.64071 Kg  de cereale; Prière de revoir les quantités prises de ces produits.</w:t>
       </w:r>
     </w:p>
     <w:p>
@@ -7767,7 +7682,9 @@
         <w:rPr>
           <w:sz w:val="20"/>
         </w:rPr>
-        <w:t xml:space="preserve">- Attention ! Appareil TV a été achété à 350000 Fcfa est relativement élevé par rapport aux autres prix d'achat observés dans cette zone. Prière de corriger ou de confirmer avec le QG. Attention ! Appareil TV a été revendu à 200000 Fcfa qui est relativement élevé par rapport aux autres prix de revente observés dans cette zone. Prière de corriger ou de confirmer avec le QG. </w:t>
+        <w:t xml:space="preserve">- Attention ! Appareil TV a été achété à 350000 Fcfa est relativement élevé par rapport aux autres prix d'achat observés dans cette zone. Prière de corriger ou de confirmer avec le QG. </w:t>
+        <w:br/>
+        <w:t xml:space="preserve">- Attention ! Ventilateur sur pied a été achété à 50000 Fcfa est relativement élevé par rapport aux autres prix d'achat observés dans cette zone. Prière de corriger ou de confirmer avec le QG. </w:t>
         <w:br/>
         <w:t>- Le nombre d'article ( Salon  (Fauteuils et table basse))  dans ce ménages est élevé (4), prière de corriger ou confirmer avec le QG.</w:t>
       </w:r>
